--- a/print/GS73-WAGOLL-Wall.docx
+++ b/print/GS73-WAGOLL-Wall.docx
@@ -264,7 +264,7 @@
                 <w:color w:val="20231F"/>
                 <w:sz w:val="15"/>
               </w:rPr>
-              <w:t xml:space="preserve"> and may have been used for grinding. Researchers </w:t>
+              <w:t xml:space="preserve"> and may have been used for grinding. </w:t>
             </w:r>
             <w:r>
               <w:rPr>
@@ -273,7 +273,7 @@
                 <w:sz w:val="15"/>
                 <w:u w:val="dotted"/>
               </w:rPr>
-              <w:t>disagree about exactly how old its soil layer is</w:t>
+              <w:t>Researchers disagree about exactly how old its soil layer is</w:t>
             </w:r>
             <w:r>
               <w:rPr>
@@ -305,14 +305,14 @@
                 <w:sz w:val="15"/>
                 <w:u w:val="double"/>
               </w:rPr>
-              <w:t>cannot tell us the user’s name</w:t>
+              <w:t>cannot tell us the user's name</w:t>
             </w:r>
             <w:r>
               <w:rPr>
                 <w:color w:val="20231F"/>
                 <w:sz w:val="15"/>
               </w:rPr>
-              <w:t>.</w:t>
+              <w:t>. I checked my answer and added the words 'may have' because the source does not prove everything.</w:t>
             </w:r>
           </w:p>
         </w:tc>
@@ -326,7 +326,7 @@
                 <w:color w:val="20231F"/>
                 <w:sz w:val="15"/>
               </w:rPr>
-              <w:t xml:space="preserve">GS73 is a </w:t>
+              <w:t xml:space="preserve">GS73 is an </w:t>
             </w:r>
             <w:r>
               <w:rPr>
@@ -335,7 +335,7 @@
                 <w:sz w:val="15"/>
                 <w:u w:val="single"/>
               </w:rPr>
-              <w:t>stone tool</w:t>
+              <w:t>archaeological artefact</w:t>
             </w:r>
             <w:r>
               <w:rPr>
@@ -351,14 +351,14 @@
                 <w:sz w:val="15"/>
                 <w:u w:val="single"/>
               </w:rPr>
-              <w:t>broken piece of a grinding stone</w:t>
+              <w:t>sandstone grinding-stone fragment</w:t>
             </w:r>
             <w:r>
               <w:rPr>
                 <w:color w:val="20231F"/>
                 <w:sz w:val="15"/>
               </w:rPr>
-              <w:t xml:space="preserve"> from Madjedbebe, on Mirarr Country. Photographs show </w:t>
+              <w:t xml:space="preserve"> found at Madjedbebe on Mirarr Country. Photographs show </w:t>
             </w:r>
             <w:r>
               <w:rPr>
@@ -367,14 +367,14 @@
                 <w:sz w:val="15"/>
                 <w:u w:val="single"/>
               </w:rPr>
-              <w:t>deep grooves and shiny, polished patches</w:t>
+              <w:t>grooves and polish</w:t>
             </w:r>
             <w:r>
               <w:rPr>
                 <w:color w:val="20231F"/>
                 <w:sz w:val="15"/>
               </w:rPr>
-              <w:t xml:space="preserve">. People were living there </w:t>
+              <w:t xml:space="preserve">. It belongs to </w:t>
             </w:r>
             <w:r>
               <w:rPr>
@@ -383,30 +383,14 @@
                 <w:sz w:val="15"/>
                 <w:u w:val="dash"/>
               </w:rPr>
-              <w:t>many thousands of years ago</w:t>
+              <w:t>a very early period of Aboriginal occupation</w:t>
             </w:r>
             <w:r>
               <w:rPr>
                 <w:color w:val="20231F"/>
                 <w:sz w:val="15"/>
               </w:rPr>
-              <w:t xml:space="preserve">, and they </w:t>
-            </w:r>
-            <w:r>
-              <w:rPr>
-                <w:b/>
-                <w:color w:val="357A46"/>
-                <w:sz w:val="15"/>
-                <w:u w:val="dash"/>
-              </w:rPr>
-              <w:t>used stones like this one to grind their food</w:t>
-            </w:r>
-            <w:r>
-              <w:rPr>
-                <w:color w:val="20231F"/>
-                <w:sz w:val="15"/>
-              </w:rPr>
-              <w:t xml:space="preserve">. Some archaeologists believe </w:t>
+              <w:t xml:space="preserve">, when people repeatedly used stone tools. </w:t>
             </w:r>
             <w:r>
               <w:rPr>
@@ -415,14 +399,14 @@
                 <w:sz w:val="15"/>
                 <w:u w:val="dotted"/>
               </w:rPr>
-              <w:t>the layer is about 65,000 years old</w:t>
+              <w:t>Some researchers place Phase 2 at about 65,000 years ago</w:t>
             </w:r>
             <w:r>
               <w:rPr>
                 <w:color w:val="20231F"/>
                 <w:sz w:val="15"/>
               </w:rPr>
-              <w:t xml:space="preserve">. Others believe </w:t>
+              <w:t xml:space="preserve">, while others </w:t>
             </w:r>
             <w:r>
               <w:rPr>
@@ -431,14 +415,14 @@
                 <w:sz w:val="15"/>
                 <w:u w:val="dotted"/>
               </w:rPr>
-              <w:t>the soil has moved, so the date is not certain</w:t>
+              <w:t>question whether soil movement affected that date</w:t>
             </w:r>
             <w:r>
               <w:rPr>
                 <w:color w:val="20231F"/>
                 <w:sz w:val="15"/>
               </w:rPr>
-              <w:t xml:space="preserve">. The stone is </w:t>
+              <w:t xml:space="preserve">. It is </w:t>
             </w:r>
             <w:r>
               <w:rPr>
@@ -447,14 +431,14 @@
                 <w:sz w:val="15"/>
                 <w:u w:val="double"/>
               </w:rPr>
-              <w:t>useful evidence that people were grinding materials</w:t>
+              <w:t>useful evidence that people ground materials</w:t>
             </w:r>
             <w:r>
               <w:rPr>
                 <w:color w:val="20231F"/>
                 <w:sz w:val="15"/>
               </w:rPr>
-              <w:t xml:space="preserve">, but it </w:t>
+              <w:t xml:space="preserve">, although </w:t>
             </w:r>
             <w:r>
               <w:rPr>
@@ -463,14 +447,14 @@
                 <w:sz w:val="15"/>
                 <w:u w:val="double"/>
               </w:rPr>
-              <w:t>cannot tell us which plants they were grinding</w:t>
+              <w:t>the stone alone cannot identify exactly what was ground</w:t>
             </w:r>
             <w:r>
               <w:rPr>
                 <w:color w:val="20231F"/>
                 <w:sz w:val="15"/>
               </w:rPr>
-              <w:t>.</w:t>
+              <w:t>. Before writing, I broke the task into source, context, interpretations and usefulness.</w:t>
             </w:r>
           </w:p>
         </w:tc>
@@ -484,7 +468,7 @@
                 <w:color w:val="20231F"/>
                 <w:sz w:val="15"/>
               </w:rPr>
-              <w:t xml:space="preserve">The ancient object is GS73, </w:t>
+              <w:t xml:space="preserve">The ancient source is </w:t>
             </w:r>
             <w:r>
               <w:rPr>
@@ -493,14 +477,14 @@
                 <w:sz w:val="15"/>
                 <w:u w:val="single"/>
               </w:rPr>
-              <w:t>a broken piece of a sandstone grinding stone</w:t>
+              <w:t>GS73, a sandstone millstone fragment excavated from Phase 2 at Madjedbebe on Mirarr Country</w:t>
             </w:r>
             <w:r>
               <w:rPr>
                 <w:color w:val="20231F"/>
                 <w:sz w:val="15"/>
               </w:rPr>
-              <w:t xml:space="preserve"> excavated at </w:t>
+              <w:t xml:space="preserve">. The modern record is </w:t>
             </w:r>
             <w:r>
               <w:rPr>
@@ -509,14 +493,14 @@
                 <w:sz w:val="15"/>
                 <w:u w:val="single"/>
               </w:rPr>
-              <w:t>Madjedbebe, on Mirarr Country</w:t>
+              <w:t>a 2022 scientific figure by Hayes and colleagues</w:t>
             </w:r>
             <w:r>
               <w:rPr>
                 <w:color w:val="20231F"/>
                 <w:sz w:val="15"/>
               </w:rPr>
-              <w:t xml:space="preserve">. The modern source is </w:t>
+              <w:t xml:space="preserve">, created to </w:t>
             </w:r>
             <w:r>
               <w:rPr>
@@ -525,23 +509,7 @@
                 <w:sz w:val="15"/>
                 <w:u w:val="single"/>
               </w:rPr>
-              <w:t>a set of photographs published by Hayes and her team in 2022</w:t>
-            </w:r>
-            <w:r>
-              <w:rPr>
-                <w:color w:val="20231F"/>
-                <w:sz w:val="15"/>
-              </w:rPr>
-              <w:t xml:space="preserve">. Their purpose was to </w:t>
-            </w:r>
-            <w:r>
-              <w:rPr>
-                <w:b/>
-                <w:color w:val="176B87"/>
-                <w:sz w:val="15"/>
-                <w:u w:val="single"/>
-              </w:rPr>
-              <w:t>record the wear and argue that people ground food there for a very long time</w:t>
+              <w:t>document its wear and residues and argue for long-term grinding-stone use</w:t>
             </w:r>
             <w:r>
               <w:rPr>
@@ -557,30 +525,14 @@
                 <w:sz w:val="15"/>
                 <w:u w:val="dash"/>
               </w:rPr>
-              <w:t>grinding allowed people to eat hard seeds and tough plants</w:t>
+              <w:t>grinding technology helped people prepare hard or fibrous plant foods and shows detailed knowledge of local resources</w:t>
             </w:r>
             <w:r>
               <w:rPr>
                 <w:color w:val="20231F"/>
                 <w:sz w:val="15"/>
               </w:rPr>
-              <w:t xml:space="preserve">. It also shows </w:t>
-            </w:r>
-            <w:r>
-              <w:rPr>
-                <w:b/>
-                <w:color w:val="357A46"/>
-                <w:sz w:val="15"/>
-                <w:u w:val="dash"/>
-              </w:rPr>
-              <w:t>they understood the resources around them</w:t>
-            </w:r>
-            <w:r>
-              <w:rPr>
-                <w:color w:val="20231F"/>
-                <w:sz w:val="15"/>
-              </w:rPr>
-              <w:t xml:space="preserve">. Hayes and her team </w:t>
+              <w:t xml:space="preserve">. </w:t>
             </w:r>
             <w:r>
               <w:rPr>
@@ -589,14 +541,14 @@
                 <w:sz w:val="15"/>
                 <w:u w:val="dotted"/>
               </w:rPr>
-              <w:t>interpret this as plant processing</w:t>
+              <w:t>Hayes and colleagues interpret plant processing</w:t>
             </w:r>
             <w:r>
               <w:rPr>
                 <w:color w:val="20231F"/>
                 <w:sz w:val="15"/>
               </w:rPr>
-              <w:t xml:space="preserve">, because the stone carries </w:t>
+              <w:t xml:space="preserve"> because the source contains </w:t>
             </w:r>
             <w:r>
               <w:rPr>
@@ -605,14 +557,14 @@
                 <w:sz w:val="15"/>
                 <w:u w:val="dotted"/>
               </w:rPr>
-              <w:t>deep grooves, microscopic polish and 41 starch grains</w:t>
+              <w:t>deep grooves, microscopic polish, 41 starch grains and plant-related compounds</w:t>
             </w:r>
             <w:r>
               <w:rPr>
                 <w:color w:val="20231F"/>
                 <w:sz w:val="15"/>
               </w:rPr>
-              <w:t xml:space="preserve">. Other researchers </w:t>
+              <w:t xml:space="preserve">; </w:t>
             </w:r>
             <w:r>
               <w:rPr>
@@ -621,7 +573,7 @@
                 <w:sz w:val="15"/>
                 <w:u w:val="dotted"/>
               </w:rPr>
-              <w:t>question how old the layer really is</w:t>
+              <w:t>other researchers question the earliest date of the layer</w:t>
             </w:r>
             <w:r>
               <w:rPr>
@@ -637,14 +589,14 @@
                 <w:sz w:val="15"/>
                 <w:u w:val="double"/>
               </w:rPr>
-              <w:t>very useful for studying how people prepared food</w:t>
+              <w:t>highly useful for investigating plant processing because shape, wear and residues agree</w:t>
             </w:r>
             <w:r>
               <w:rPr>
                 <w:color w:val="20231F"/>
                 <w:sz w:val="15"/>
               </w:rPr>
-              <w:t xml:space="preserve">, because </w:t>
+              <w:t xml:space="preserve">, but </w:t>
             </w:r>
             <w:r>
               <w:rPr>
@@ -653,14 +605,140 @@
                 <w:sz w:val="15"/>
                 <w:u w:val="double"/>
               </w:rPr>
-              <w:t>its shape, its wear and its plant traces all agree</w:t>
+              <w:t>the exact plant is unidentified and the precise age remains contested</w:t>
             </w:r>
             <w:r>
               <w:rPr>
                 <w:color w:val="20231F"/>
                 <w:sz w:val="15"/>
               </w:rPr>
-              <w:t xml:space="preserve">, but it cannot tell us </w:t>
+              <w:t>. After reviewing, I changed 'proves' to 'supports' and separated the well-supported function from the disputed date.</w:t>
+            </w:r>
+          </w:p>
+        </w:tc>
+        <w:tc>
+          <w:tcPr>
+            <w:tcW w:type="dxa" w:w="3458"/>
+          </w:tcPr>
+          <w:p>
+            <w:r>
+              <w:rPr>
+                <w:color w:val="20231F"/>
+                <w:sz w:val="15"/>
+              </w:rPr>
+              <w:t xml:space="preserve">The ancient source is </w:t>
+            </w:r>
+            <w:r>
+              <w:rPr>
+                <w:b/>
+                <w:color w:val="176B87"/>
+                <w:sz w:val="15"/>
+                <w:u w:val="single"/>
+              </w:rPr>
+              <w:t>GS73, a millstone fragment from Phase 2</w:t>
+            </w:r>
+            <w:r>
+              <w:rPr>
+                <w:color w:val="20231F"/>
+                <w:sz w:val="15"/>
+              </w:rPr>
+              <w:t xml:space="preserve">; Hayes and colleagues' </w:t>
+            </w:r>
+            <w:r>
+              <w:rPr>
+                <w:b/>
+                <w:color w:val="176B87"/>
+                <w:sz w:val="15"/>
+                <w:u w:val="single"/>
+              </w:rPr>
+              <w:t>2022 scientific figure records its form, wear and residues so readers can examine their interpretation</w:t>
+            </w:r>
+            <w:r>
+              <w:rPr>
+                <w:color w:val="20231F"/>
+                <w:sz w:val="15"/>
+              </w:rPr>
+              <w:t xml:space="preserve">. </w:t>
+            </w:r>
+            <w:r>
+              <w:rPr>
+                <w:b/>
+                <w:color w:val="357A46"/>
+                <w:sz w:val="15"/>
+                <w:u w:val="dash"/>
+              </w:rPr>
+              <w:t>Madjedbebe is a long-occupied site on Mirarr Country</w:t>
+            </w:r>
+            <w:r>
+              <w:rPr>
+                <w:color w:val="20231F"/>
+                <w:sz w:val="15"/>
+              </w:rPr>
+              <w:t xml:space="preserve">, and the grinding evidence places </w:t>
+            </w:r>
+            <w:r>
+              <w:rPr>
+                <w:b/>
+                <w:color w:val="357A46"/>
+                <w:sz w:val="15"/>
+                <w:u w:val="dash"/>
+              </w:rPr>
+              <w:t>complex plant preparation within deep Aboriginal history</w:t>
+            </w:r>
+            <w:r>
+              <w:rPr>
+                <w:color w:val="20231F"/>
+                <w:sz w:val="15"/>
+              </w:rPr>
+              <w:t xml:space="preserve">. </w:t>
+            </w:r>
+            <w:r>
+              <w:rPr>
+                <w:b/>
+                <w:color w:val="A34D1D"/>
+                <w:sz w:val="15"/>
+                <w:u w:val="dotted"/>
+              </w:rPr>
+              <w:t>Hayes interpret seed grinding from wear and residues</w:t>
+            </w:r>
+            <w:r>
+              <w:rPr>
+                <w:color w:val="20231F"/>
+                <w:sz w:val="15"/>
+              </w:rPr>
+              <w:t xml:space="preserve">; </w:t>
+            </w:r>
+            <w:r>
+              <w:rPr>
+                <w:b/>
+                <w:color w:val="A34D1D"/>
+                <w:sz w:val="15"/>
+                <w:u w:val="dotted"/>
+              </w:rPr>
+              <w:t>Clarkson defend the early context using site integrity and dating</w:t>
+            </w:r>
+            <w:r>
+              <w:rPr>
+                <w:color w:val="20231F"/>
+                <w:sz w:val="15"/>
+              </w:rPr>
+              <w:t xml:space="preserve">; and </w:t>
+            </w:r>
+            <w:r>
+              <w:rPr>
+                <w:b/>
+                <w:color w:val="A34D1D"/>
+                <w:sz w:val="15"/>
+                <w:u w:val="dotted"/>
+              </w:rPr>
+              <w:t>Williams use termite and sediment evidence to make the precise age less secure</w:t>
+            </w:r>
+            <w:r>
+              <w:rPr>
+                <w:color w:val="20231F"/>
+                <w:sz w:val="15"/>
+              </w:rPr>
+              <w:t xml:space="preserve">. </w:t>
             </w:r>
             <w:r>
               <w:rPr>
@@ -669,14 +747,30 @@
                 <w:sz w:val="15"/>
                 <w:u w:val="double"/>
               </w:rPr>
-              <w:t>which plant was ground</w:t>
+              <w:t>Shape, microscopic wear, starch and plant compounds strengthen the function claim</w:t>
             </w:r>
             <w:r>
               <w:rPr>
                 <w:color w:val="20231F"/>
                 <w:sz w:val="15"/>
               </w:rPr>
-              <w:t>.</w:t>
+              <w:t xml:space="preserve">, but I would ask: </w:t>
+            </w:r>
+            <w:r>
+              <w:rPr>
+                <w:b/>
+                <w:color w:val="744F91"/>
+                <w:sz w:val="15"/>
+                <w:u w:val="double"/>
+              </w:rPr>
+              <w:t>Could contamination affect the residues? Could layer movement affect the date?</w:t>
+            </w:r>
+            <w:r>
+              <w:rPr>
+                <w:color w:val="20231F"/>
+                <w:sz w:val="15"/>
+              </w:rPr>
+              <w:t xml:space="preserve"> I reflected by checking which methods added independent support and recording the questions still unresolved.</w:t>
             </w:r>
           </w:p>
         </w:tc>
@@ -699,135 +793,7 @@
                 <w:sz w:val="15"/>
                 <w:u w:val="single"/>
               </w:rPr>
-              <w:t>a broken millstone</w:t>
-            </w:r>
-            <w:r>
-              <w:rPr>
-                <w:color w:val="20231F"/>
-                <w:sz w:val="15"/>
-              </w:rPr>
-              <w:t xml:space="preserve"> recovered from </w:t>
-            </w:r>
-            <w:r>
-              <w:rPr>
-                <w:b/>
-                <w:color w:val="176B87"/>
-                <w:sz w:val="15"/>
-                <w:u w:val="single"/>
-              </w:rPr>
-              <w:t>Phase 2, one of the oldest occupation layers at Madjedbebe</w:t>
-            </w:r>
-            <w:r>
-              <w:rPr>
-                <w:color w:val="20231F"/>
-                <w:sz w:val="15"/>
-              </w:rPr>
-              <w:t xml:space="preserve">. Hayes and her team </w:t>
-            </w:r>
-            <w:r>
-              <w:rPr>
-                <w:b/>
-                <w:color w:val="176B87"/>
-                <w:sz w:val="15"/>
-                <w:u w:val="single"/>
-              </w:rPr>
-              <w:t>photographed it and examined it under a microscope</w:t>
-            </w:r>
-            <w:r>
-              <w:rPr>
-                <w:color w:val="20231F"/>
-                <w:sz w:val="15"/>
-              </w:rPr>
-              <w:t xml:space="preserve">. They published the images so that </w:t>
-            </w:r>
-            <w:r>
-              <w:rPr>
-                <w:b/>
-                <w:color w:val="176B87"/>
-                <w:sz w:val="15"/>
-                <w:u w:val="single"/>
-              </w:rPr>
-              <w:t>other researchers could inspect the same evidence and judge their interpretation</w:t>
-            </w:r>
-            <w:r>
-              <w:rPr>
-                <w:color w:val="20231F"/>
-                <w:sz w:val="15"/>
-              </w:rPr>
-              <w:t xml:space="preserve">. Madjedbebe is </w:t>
-            </w:r>
-            <w:r>
-              <w:rPr>
-                <w:b/>
-                <w:color w:val="357A46"/>
-                <w:sz w:val="15"/>
-                <w:u w:val="dash"/>
-              </w:rPr>
-              <w:t>a rock shelter on Mirarr Country that was occupied for many thousands of years</w:t>
-            </w:r>
-            <w:r>
-              <w:rPr>
-                <w:color w:val="20231F"/>
-                <w:sz w:val="15"/>
-              </w:rPr>
-              <w:t xml:space="preserve">. The grinding marks show that </w:t>
-            </w:r>
-            <w:r>
-              <w:rPr>
-                <w:b/>
-                <w:color w:val="357A46"/>
-                <w:sz w:val="15"/>
-                <w:u w:val="dash"/>
-              </w:rPr>
-              <w:t>people were already preparing plant foods early in Aboriginal history</w:t>
-            </w:r>
-            <w:r>
-              <w:rPr>
-                <w:color w:val="20231F"/>
-                <w:sz w:val="15"/>
-              </w:rPr>
-              <w:t xml:space="preserve">. Hayes explains </w:t>
-            </w:r>
-            <w:r>
-              <w:rPr>
-                <w:b/>
-                <w:color w:val="A34D1D"/>
-                <w:sz w:val="15"/>
-                <w:u w:val="dotted"/>
-              </w:rPr>
-              <w:t>the wear and the plant residues as signs of seed grinding</w:t>
-            </w:r>
-            <w:r>
-              <w:rPr>
-                <w:color w:val="20231F"/>
-                <w:sz w:val="15"/>
-              </w:rPr>
-              <w:t xml:space="preserve">. Clarkson argues that </w:t>
-            </w:r>
-            <w:r>
-              <w:rPr>
-                <w:b/>
-                <w:color w:val="A34D1D"/>
-                <w:sz w:val="15"/>
-                <w:u w:val="dotted"/>
-              </w:rPr>
-              <w:t>the artefacts remained where they were dropped, which supports the early date</w:t>
-            </w:r>
-            <w:r>
-              <w:rPr>
-                <w:color w:val="20231F"/>
-                <w:sz w:val="15"/>
-              </w:rPr>
-              <w:t xml:space="preserve">. Williams points to </w:t>
-            </w:r>
-            <w:r>
-              <w:rPr>
-                <w:b/>
-                <w:color w:val="A34D1D"/>
-                <w:sz w:val="15"/>
-                <w:u w:val="dotted"/>
-              </w:rPr>
-              <w:t>termite activity and moving sediment, which would make that date less reliable</w:t>
+              <w:t>material evidence excavated from a recorded Phase 2 context</w:t>
             </w:r>
             <w:r>
               <w:rPr>
@@ -839,48 +805,18 @@
             <w:r>
               <w:rPr>
                 <w:b/>
-                <w:color w:val="744F91"/>
+                <w:color w:val="176B87"/>
                 <w:sz w:val="15"/>
-                <w:u w:val="double"/>
+                <w:u w:val="single"/>
               </w:rPr>
-              <w:t>shape, the microscopic wear, the starch and the plant chemicals all point in the same direction</w:t>
+              <w:t>peer-reviewed 2022 figure combines photographs, micrographs and laboratory results</w:t>
             </w:r>
             <w:r>
               <w:rPr>
                 <w:color w:val="20231F"/>
                 <w:sz w:val="15"/>
               </w:rPr>
-              <w:t xml:space="preserve">, so the grinding interpretation is well supported. Even so, I would ask whether </w:t>
-            </w:r>
-            <w:r>
-              <w:rPr>
-                <w:b/>
-                <w:color w:val="744F91"/>
-                <w:sz w:val="15"/>
-                <w:u w:val="double"/>
-              </w:rPr>
-              <w:t>the residues could be contaminated, and whether the layer could have shifted</w:t>
-            </w:r>
-            <w:r>
-              <w:rPr>
-                <w:color w:val="20231F"/>
-                <w:sz w:val="15"/>
-              </w:rPr>
-              <w:t>.</w:t>
-            </w:r>
-          </w:p>
-        </w:tc>
-        <w:tc>
-          <w:tcPr>
-            <w:tcW w:type="dxa" w:w="3458"/>
-          </w:tcPr>
-          <w:p>
-            <w:r>
-              <w:rPr>
-                <w:color w:val="20231F"/>
-                <w:sz w:val="15"/>
-              </w:rPr>
-              <w:t xml:space="preserve">GS73 is </w:t>
+              <w:t xml:space="preserve"> to </w:t>
             </w:r>
             <w:r>
               <w:rPr>
@@ -889,39 +825,7 @@
                 <w:sz w:val="15"/>
                 <w:u w:val="single"/>
               </w:rPr>
-              <w:t>material evidence, excavated from a recorded layer called Phase 2</w:t>
-            </w:r>
-            <w:r>
-              <w:rPr>
-                <w:color w:val="20231F"/>
-                <w:sz w:val="15"/>
-              </w:rPr>
-              <w:t xml:space="preserve">. Hayes and her team published </w:t>
-            </w:r>
-            <w:r>
-              <w:rPr>
-                <w:b/>
-                <w:color w:val="176B87"/>
-                <w:sz w:val="15"/>
-                <w:u w:val="single"/>
-              </w:rPr>
-              <w:t>photographs, microscope images and laboratory results together</w:t>
-            </w:r>
-            <w:r>
-              <w:rPr>
-                <w:color w:val="20231F"/>
-                <w:sz w:val="15"/>
-              </w:rPr>
-              <w:t xml:space="preserve">. They did this because </w:t>
-            </w:r>
-            <w:r>
-              <w:rPr>
-                <w:b/>
-                <w:color w:val="176B87"/>
-                <w:sz w:val="15"/>
-                <w:u w:val="single"/>
-              </w:rPr>
-              <w:t>one form of evidence alone would not convince a scientific audience</w:t>
+              <w:t>persuade a scientific audience that grinding-stone use has a deep history</w:t>
             </w:r>
             <w:r>
               <w:rPr>
@@ -937,14 +841,14 @@
                 <w:sz w:val="15"/>
                 <w:u w:val="dash"/>
               </w:rPr>
-              <w:t>wider research into the deep history of Aboriginal Australia</w:t>
+              <w:t>research into the deep Aboriginal history of Sahul</w:t>
             </w:r>
             <w:r>
               <w:rPr>
                 <w:color w:val="20231F"/>
                 <w:sz w:val="15"/>
               </w:rPr>
-              <w:t xml:space="preserve">, and it was carried out </w:t>
+              <w:t xml:space="preserve"> and was conducted </w:t>
             </w:r>
             <w:r>
               <w:rPr>
@@ -953,14 +857,14 @@
                 <w:sz w:val="15"/>
                 <w:u w:val="dash"/>
               </w:rPr>
-              <w:t>with the permission of Mirarr custodians</w:t>
+              <w:t>with permission from Mirarr custodians</w:t>
             </w:r>
             <w:r>
               <w:rPr>
                 <w:color w:val="20231F"/>
                 <w:sz w:val="15"/>
               </w:rPr>
-              <w:t xml:space="preserve">. Hayes analyses </w:t>
+              <w:t xml:space="preserve">. </w:t>
             </w:r>
             <w:r>
               <w:rPr>
@@ -969,14 +873,14 @@
                 <w:sz w:val="15"/>
                 <w:u w:val="dotted"/>
               </w:rPr>
-              <w:t>the grooves, the polish and the plant residues as evidence of seed processing</w:t>
+              <w:t>Hayes use grooves, polish and residues to argue for seed processing</w:t>
             </w:r>
             <w:r>
               <w:rPr>
                 <w:color w:val="20231F"/>
                 <w:sz w:val="15"/>
               </w:rPr>
-              <w:t xml:space="preserve">. Clarkson analyses </w:t>
+              <w:t xml:space="preserve">; </w:t>
             </w:r>
             <w:r>
               <w:rPr>
@@ -985,14 +889,14 @@
                 <w:sz w:val="15"/>
                 <w:u w:val="dotted"/>
               </w:rPr>
-              <w:t>the condition of the site and the dating to defend the early chronology</w:t>
+              <w:t>Clarkson use site integrity and dating to support the early chronology</w:t>
             </w:r>
             <w:r>
               <w:rPr>
                 <w:color w:val="20231F"/>
                 <w:sz w:val="15"/>
               </w:rPr>
-              <w:t xml:space="preserve">. Williams uses </w:t>
+              <w:t xml:space="preserve">; while </w:t>
             </w:r>
             <w:r>
               <w:rPr>
@@ -1001,14 +905,14 @@
                 <w:sz w:val="15"/>
                 <w:u w:val="dotted"/>
               </w:rPr>
-              <w:t>signs of termite disturbance and sediment movement to challenge it</w:t>
+              <w:t>Williams use termite and sediment evidence to challenge it</w:t>
             </w:r>
             <w:r>
               <w:rPr>
                 <w:color w:val="20231F"/>
                 <w:sz w:val="15"/>
               </w:rPr>
-              <w:t xml:space="preserve">. Because the wear and the residues agree independently, </w:t>
+              <w:t xml:space="preserve">. </w:t>
             </w:r>
             <w:r>
               <w:rPr>
@@ -1017,14 +921,14 @@
                 <w:sz w:val="15"/>
                 <w:u w:val="double"/>
               </w:rPr>
-              <w:t>grinding is the interpretation I would trust most</w:t>
+              <w:t>Agreement between wear and residue evidence makes grinding the strongest claim</w:t>
             </w:r>
             <w:r>
               <w:rPr>
                 <w:color w:val="20231F"/>
                 <w:sz w:val="15"/>
               </w:rPr>
-              <w:t xml:space="preserve">. The exact plant and the precise age are </w:t>
+              <w:t xml:space="preserve">, while </w:t>
             </w:r>
             <w:r>
               <w:rPr>
@@ -1033,14 +937,14 @@
                 <w:sz w:val="15"/>
                 <w:u w:val="double"/>
               </w:rPr>
-              <w:t>weaker, because both depend on preservation and on how stable the deposit is</w:t>
+              <w:t>the exact plant and precise age are weaker because they depend on preservation and depositional context</w:t>
             </w:r>
             <w:r>
               <w:rPr>
                 <w:color w:val="20231F"/>
                 <w:sz w:val="15"/>
               </w:rPr>
-              <w:t>.</w:t>
+              <w:t>. I monitored whether I was comparing evidence or merely listing it, then rewrote the list as a judgement.</w:t>
             </w:r>
           </w:p>
         </w:tc>
@@ -1054,7 +958,7 @@
                 <w:color w:val="20231F"/>
                 <w:sz w:val="15"/>
               </w:rPr>
-              <w:t xml:space="preserve">GS73 is an ancient artefact, but we meet it only through a modern scientific publication. Its explicit evidence is </w:t>
+              <w:t xml:space="preserve">GS73 is an ancient artefact interpreted through a modern scientific publication. Its </w:t>
             </w:r>
             <w:r>
               <w:rPr>
@@ -1063,14 +967,14 @@
                 <w:sz w:val="15"/>
                 <w:u w:val="single"/>
               </w:rPr>
-              <w:t>the recorded wear and the plant residues preserved on the stone</w:t>
+              <w:t>explicit evidence is recorded wear and residues</w:t>
             </w:r>
             <w:r>
               <w:rPr>
                 <w:color w:val="20231F"/>
                 <w:sz w:val="15"/>
               </w:rPr>
-              <w:t xml:space="preserve">. Its implicit argument is that </w:t>
+              <w:t xml:space="preserve">; its </w:t>
             </w:r>
             <w:r>
               <w:rPr>
@@ -1079,14 +983,14 @@
                 <w:sz w:val="15"/>
                 <w:u w:val="single"/>
               </w:rPr>
-              <w:t>grinding technology in Australia is far older than earlier accounts allowed</w:t>
+              <w:t>implicit argument is that grinding technology has a deeper Australian history than older accounts allowed</w:t>
             </w:r>
             <w:r>
               <w:rPr>
                 <w:color w:val="20231F"/>
                 <w:sz w:val="15"/>
               </w:rPr>
-              <w:t xml:space="preserve">, and that argument is aimed </w:t>
+              <w:t xml:space="preserve">, aimed at </w:t>
             </w:r>
             <w:r>
               <w:rPr>
@@ -1095,7 +999,7 @@
                 <w:sz w:val="15"/>
                 <w:u w:val="single"/>
               </w:rPr>
-              <w:t>at other archaeologists</w:t>
+              <w:t>archaeologists and other scientific readers</w:t>
             </w:r>
             <w:r>
               <w:rPr>
@@ -1111,14 +1015,14 @@
                 <w:sz w:val="15"/>
                 <w:u w:val="dash"/>
               </w:rPr>
-              <w:t>modern laboratory testing carried out with Mirarr custodians</w:t>
+              <w:t>contemporary scientific testing and collaboration with Mirarr custodians</w:t>
             </w:r>
             <w:r>
               <w:rPr>
                 <w:color w:val="20231F"/>
                 <w:sz w:val="15"/>
               </w:rPr>
-              <w:t xml:space="preserve">. It also reveals what those researchers value: </w:t>
+              <w:t xml:space="preserve">, revealing values of </w:t>
             </w:r>
             <w:r>
               <w:rPr>
@@ -1127,14 +1031,14 @@
                 <w:sz w:val="15"/>
                 <w:u w:val="dash"/>
               </w:rPr>
-              <w:t>testing claims, seeking permission, and stating honestly how certain they are</w:t>
+              <w:t>empirical testing, custodial permission and careful qualification</w:t>
             </w:r>
             <w:r>
               <w:rPr>
                 <w:color w:val="20231F"/>
                 <w:sz w:val="15"/>
               </w:rPr>
-              <w:t xml:space="preserve">. Hayes and Clarkson accept the early chronology </w:t>
+              <w:t xml:space="preserve">. </w:t>
             </w:r>
             <w:r>
               <w:rPr>
@@ -1143,14 +1047,14 @@
                 <w:sz w:val="15"/>
                 <w:u w:val="dotted"/>
               </w:rPr>
-              <w:t>because several independent records converge on it</w:t>
+              <w:t>Hayes and Clarkson accept the early context because several records converge</w:t>
             </w:r>
             <w:r>
               <w:rPr>
                 <w:color w:val="20231F"/>
                 <w:sz w:val="15"/>
               </w:rPr>
-              <w:t xml:space="preserve">. Williams gives </w:t>
+              <w:t xml:space="preserve">, while </w:t>
             </w:r>
             <w:r>
               <w:rPr>
@@ -1159,14 +1063,14 @@
                 <w:sz w:val="15"/>
                 <w:u w:val="dotted"/>
               </w:rPr>
-              <w:t>more weight to termite disturbance and sediment movement</w:t>
+              <w:t>Williams gives more weight to termite disturbance and sediment movement</w:t>
             </w:r>
             <w:r>
               <w:rPr>
                 <w:color w:val="20231F"/>
                 <w:sz w:val="15"/>
               </w:rPr>
-              <w:t xml:space="preserve">. Their interpretations differ because </w:t>
+              <w:t xml:space="preserve">; their interpretations differ because they make </w:t>
             </w:r>
             <w:r>
               <w:rPr>
@@ -1175,7 +1079,7 @@
                 <w:sz w:val="15"/>
                 <w:u w:val="dotted"/>
               </w:rPr>
-              <w:t>they evaluate the formation of the site differently</w:t>
+              <w:t>competing judgements about site formation</w:t>
             </w:r>
             <w:r>
               <w:rPr>
@@ -1191,14 +1095,14 @@
                 <w:sz w:val="15"/>
                 <w:u w:val="double"/>
               </w:rPr>
-              <w:t>strong evidence for grinding, but only qualified evidence for a precise age</w:t>
+              <w:t>strong evidence for grinding but only qualified evidence for an exact age</w:t>
             </w:r>
             <w:r>
               <w:rPr>
                 <w:color w:val="20231F"/>
                 <w:sz w:val="15"/>
               </w:rPr>
-              <w:t xml:space="preserve">. Its main strength is </w:t>
+              <w:t xml:space="preserve">: strengths include </w:t>
             </w:r>
             <w:r>
               <w:rPr>
@@ -1207,14 +1111,14 @@
                 <w:sz w:val="15"/>
                 <w:u w:val="double"/>
               </w:rPr>
-              <w:t>that separate tests agree</w:t>
+              <w:t>converging methods</w:t>
             </w:r>
             <w:r>
               <w:rPr>
                 <w:color w:val="20231F"/>
                 <w:sz w:val="15"/>
               </w:rPr>
-              <w:t xml:space="preserve">; its limits are </w:t>
+              <w:t xml:space="preserve">; limitations include </w:t>
             </w:r>
             <w:r>
               <w:rPr>
@@ -1223,14 +1127,14 @@
                 <w:sz w:val="15"/>
                 <w:u w:val="double"/>
               </w:rPr>
-              <w:t>the unidentified plant, the modern plastic contamination, and the ongoing argument about the layer</w:t>
+              <w:t>unidentified starch, contamination and contested layer history</w:t>
             </w:r>
             <w:r>
               <w:rPr>
                 <w:color w:val="20231F"/>
                 <w:sz w:val="15"/>
               </w:rPr>
-              <w:t>.</w:t>
+              <w:t>. I justified triangulation as the strongest strategy, then adapted the conclusion because the claims have different certainty.</w:t>
             </w:r>
           </w:p>
         </w:tc>
@@ -1269,7 +1173,7 @@
                 <w:color w:val="20231F"/>
                 <w:sz w:val="14"/>
               </w:rPr>
-              <w:t>Names the source and two visible features: ‘stone source’, ‘deep grooves’ and ‘shiny patches’. Origin and purpose are not yet developed.</w:t>
+              <w:t>The blue phrases name the source and two visible features: 'stone source', 'deep grooves' and 'shiny patches'. Origin and purpose are not yet developed.</w:t>
             </w:r>
           </w:p>
           <w:p>
@@ -1285,7 +1189,7 @@
                 <w:color w:val="20231F"/>
                 <w:sz w:val="14"/>
               </w:rPr>
-              <w:t>Places GS73 broadly in ‘ancient Australia’, but gives little detail about life or practice.</w:t>
+              <w:t>The green phrase places GS73 broadly in 'ancient Australia' but gives little detail about life or practice.</w:t>
             </w:r>
           </w:p>
           <w:p>
@@ -1301,7 +1205,7 @@
                 <w:color w:val="20231F"/>
                 <w:sz w:val="14"/>
               </w:rPr>
-              <w:t>Notices disagreement about the date without describing the competing arguments.</w:t>
+              <w:t>The orange phrase notices disagreement about the date without describing the competing arguments.</w:t>
             </w:r>
           </w:p>
           <w:p>
@@ -1317,7 +1221,7 @@
                 <w:color w:val="20231F"/>
                 <w:sz w:val="14"/>
               </w:rPr>
-              <w:t>Gives one use and one limit: tool use is visible, but the user cannot be named.</w:t>
+              <w:t>The purple phrases give one use and one limit: tool use is visible, but the user cannot be named.</w:t>
             </w:r>
           </w:p>
         </w:tc>
@@ -1339,7 +1243,7 @@
                 <w:color w:val="20231F"/>
                 <w:sz w:val="14"/>
               </w:rPr>
-              <w:t>‘Archaeological artefact’, ‘sandstone grinding-stone fragment’ and ‘grooves and polish’ identify type and features; purpose is not yet explained.</w:t>
+              <w:t>'Archaeological artefact', 'sandstone grinding-stone fragment' and 'grooves and polish' identify type and features; purpose is not yet explained.</w:t>
             </w:r>
           </w:p>
           <w:p>
@@ -1355,7 +1259,7 @@
                 <w:color w:val="20231F"/>
                 <w:sz w:val="14"/>
               </w:rPr>
-              <w:t>‘A very early period of Aboriginal occupation’ identifies the context and connects it to repeated tool use.</w:t>
+              <w:t>'A very early period of Aboriginal occupation' identifies the context and connects it to repeated tool use.</w:t>
             </w:r>
           </w:p>
           <w:p>
@@ -1371,7 +1275,7 @@
                 <w:color w:val="20231F"/>
                 <w:sz w:val="14"/>
               </w:rPr>
-              <w:t>Recognises two positions on the date, but does not yet describe the evidence behind them.</w:t>
+              <w:t>The answer recognises two positions on the date but does not yet describe the evidence behind them.</w:t>
             </w:r>
           </w:p>
           <w:p>
@@ -1387,7 +1291,7 @@
                 <w:color w:val="20231F"/>
                 <w:sz w:val="14"/>
               </w:rPr>
-              <w:t>Recognises usefulness for grinding and a clear limit: the material processed cannot yet be identified.</w:t>
+              <w:t>It recognises usefulness for grinding and a clear limit: the material processed cannot yet be identified.</w:t>
             </w:r>
           </w:p>
         </w:tc>
@@ -1409,7 +1313,7 @@
                 <w:color w:val="20231F"/>
                 <w:sz w:val="14"/>
               </w:rPr>
-              <w:t>Separates the ancient object from the modern 2022 record, then identifies origin, features and why the figure was created.</w:t>
+              <w:t>The answer separates the ancient object from the modern 2022 record, then identifies origin, features and why the figure was created.</w:t>
             </w:r>
           </w:p>
           <w:p>
@@ -1425,7 +1329,7 @@
                 <w:color w:val="20231F"/>
                 <w:sz w:val="14"/>
               </w:rPr>
-              <w:t>Outlines how grinding supported plant preparation and knowledge of local resources.</w:t>
+              <w:t>The green sentence outlines how grinding supported plant preparation and knowledge of local resources.</w:t>
             </w:r>
           </w:p>
           <w:p>
@@ -1441,7 +1345,7 @@
                 <w:color w:val="20231F"/>
                 <w:sz w:val="14"/>
               </w:rPr>
-              <w:t>Describes the plant-processing interpretation and the separate challenge to the earliest date.</w:t>
+              <w:t>The orange phrases describe Hayes' plant-processing interpretation and the separate challenge to the earliest date.</w:t>
             </w:r>
           </w:p>
           <w:p>
@@ -1457,7 +1361,7 @@
                 <w:color w:val="20231F"/>
                 <w:sz w:val="14"/>
               </w:rPr>
-              <w:t>Concludes that converging methods make plant processing useful evidence, then bounds the claim with two limits.</w:t>
+              <w:t>The purple judgement concludes that converging methods make plant processing useful evidence, then bounds the claim with two limits.</w:t>
             </w:r>
           </w:p>
         </w:tc>
@@ -1479,7 +1383,7 @@
                 <w:color w:val="20231F"/>
                 <w:sz w:val="14"/>
               </w:rPr>
-              <w:t>Describes the object and explains how the modern figure lets readers inspect its form, wear and residues.</w:t>
+              <w:t>The blue phrases describe the object and explain how the modern figure lets readers inspect its form, wear and residues.</w:t>
             </w:r>
           </w:p>
           <w:p>
@@ -1495,7 +1399,7 @@
                 <w:color w:val="20231F"/>
                 <w:sz w:val="14"/>
               </w:rPr>
-              <w:t>Describes Madjedbebe, Mirarr Country and grinding within deep Aboriginal history.</w:t>
+              <w:t>The green phrases describe Madjedbebe, Mirarr Country and grinding within deep Aboriginal history.</w:t>
             </w:r>
           </w:p>
           <w:p>
@@ -1511,7 +1415,7 @@
                 <w:color w:val="20231F"/>
                 <w:sz w:val="14"/>
               </w:rPr>
-              <w:t>Explains the debate by connecting each interpretation to a different evidence base.</w:t>
+              <w:t>The answer explains the debate by connecting each interpretation to a different evidence base.</w:t>
             </w:r>
           </w:p>
           <w:p>
@@ -1527,7 +1431,7 @@
                 <w:color w:val="20231F"/>
                 <w:sz w:val="14"/>
               </w:rPr>
-              <w:t>Compares independent evidence for function, then asks targeted reliability questions about contamination and layer movement.</w:t>
+              <w:t>It compares independent evidence for function and asks targeted reliability questions about contamination and layer movement.</w:t>
             </w:r>
           </w:p>
         </w:tc>
@@ -1549,7 +1453,7 @@
                 <w:color w:val="20231F"/>
                 <w:sz w:val="14"/>
               </w:rPr>
-              <w:t>Explains why the peer-reviewed figure combines several records, and which audience and argument it addresses.</w:t>
+              <w:t>The blue phrases explain why the peer-reviewed figure combines several records and which audience and argument it addresses.</w:t>
             </w:r>
           </w:p>
           <w:p>
@@ -1565,7 +1469,7 @@
                 <w:color w:val="20231F"/>
                 <w:sz w:val="14"/>
               </w:rPr>
-              <w:t>Explains the deep-history research context and the role of Mirarr custodial permission.</w:t>
+              <w:t>The green phrases explain the deep-history research context and the role of Mirarr custodial permission.</w:t>
             </w:r>
           </w:p>
           <w:p>
@@ -1581,7 +1485,7 @@
                 <w:color w:val="20231F"/>
                 <w:sz w:val="14"/>
               </w:rPr>
-              <w:t>Analyses each interpretation through its evidence: wear and residue, site integrity and dating, or termite and sediment movement.</w:t>
+              <w:t>Each interpretation is analysed through its evidence: wear and residue, site integrity and dating, or termite and sediment movement.</w:t>
             </w:r>
           </w:p>
           <w:p>
@@ -1597,7 +1501,7 @@
                 <w:color w:val="20231F"/>
                 <w:sz w:val="14"/>
               </w:rPr>
-              <w:t>Identifies grinding as a stronger claim than exact plant or exact age, and explains why.</w:t>
+              <w:t>The purple comparison identifies grinding as a stronger claim than exact plant or exact age and explains why.</w:t>
             </w:r>
           </w:p>
         </w:tc>
@@ -1619,7 +1523,7 @@
                 <w:color w:val="20231F"/>
                 <w:sz w:val="14"/>
               </w:rPr>
-              <w:t>Analyses explicit evidence, the publication’s implicit argument, its purpose and its scientific audience.</w:t>
+              <w:t>The blue phrases analyse explicit evidence, the publication's implicit argument, purpose and scientific audience.</w:t>
             </w:r>
           </w:p>
           <w:p>
@@ -1635,7 +1539,7 @@
                 <w:color w:val="20231F"/>
                 <w:sz w:val="14"/>
               </w:rPr>
-              <w:t>Uses context to explain the creators’ values: empirical testing, custodial permission and careful qualification.</w:t>
+              <w:t>The green phrases use context to explain the creators' values: empirical testing, permission and qualification.</w:t>
             </w:r>
           </w:p>
           <w:p>
@@ -1651,7 +1555,7 @@
                 <w:color w:val="20231F"/>
                 <w:sz w:val="14"/>
               </w:rPr>
-              <w:t>Exposes why interpretations differ — researchers give different weight to converging records and site-formation evidence.</w:t>
+              <w:t>The evaluation exposes why interpretations differ: researchers give different weight to converging records and site-formation evidence.</w:t>
             </w:r>
           </w:p>
           <w:p>
@@ -1667,7 +1571,7 @@
                 <w:color w:val="20231F"/>
                 <w:sz w:val="14"/>
               </w:rPr>
-              <w:t>Weighs a strength, three limitations, and two claims that carry different degrees of certainty.</w:t>
+              <w:t>The overall judgement weighs a strength, three limitations and two claims with different degrees of certainty.</w:t>
             </w:r>
           </w:p>
         </w:tc>
